--- a/docs/word/08_応用ワークシート.docx
+++ b/docs/word/08_応用ワークシート.docx
@@ -1003,7 +1003,7 @@
           <w:color w:val="404040"/>
           <w:sz w:val="19"/>
         </w:rPr>
-        <w:t>個人契約の Copilot では扱わない</w:t>
+        <w:t>個人向けプラン（Premium）の Copilot では扱わない</w:t>
       </w:r>
       <w:r>
         <w:rPr>
